--- a/README.docx
+++ b/README.docx
@@ -46,7 +46,7 @@
           <w:sz w:val="22"/>
           <w:szCs w:val="22"/>
         </w:rPr>
-        <w:t xml:space="preserve">27 parks  ·  7 provinces &amp; territories  ·  Bilingual EN/FR</w:t>
+        <w:t xml:space="preserve">29 parks  ·  7 provinces &amp; territories  ·  Bilingual EN/FR</w:t>
       </w:r>
     </w:p>
     <w:p>
@@ -61,7 +61,7 @@
           <w:sz w:val="22"/>
           <w:szCs w:val="22"/>
         </w:rPr>
-        <w:t xml:space="preserve">github.com/redfoxrun</w:t>
+        <w:t xml:space="preserve">postmillenniumrenaissance.com</w:t>
       </w:r>
     </w:p>
     <w:p>
@@ -130,7 +130,7 @@
           <w:sz w:val="22"/>
           <w:szCs w:val="22"/>
         </w:rPr>
-        <w:t xml:space="preserve">This is a single-file interactive HTML widget cataloguing all 27 confirmed lift-served mountain bike parks in Canada — parks accessible by chairlift or gondola for bike uplift. It covers seven provinces and territories and was built for trail advocacy, tourism research, and the Canadian MTB community.</w:t>
+        <w:t xml:space="preserve">This is a single-file interactive HTML widget cataloguing all 29 confirmed lift-served mountain bike parks in Canada — parks accessible by chairlift or gondola for bike uplift. It covers seven provinces and territories and was built for trail advocacy, tourism research, and the Canadian MTB community.</w:t>
       </w:r>
     </w:p>
     <w:p>
@@ -312,7 +312,7 @@
           <w:sz w:val="22"/>
           <w:szCs w:val="22"/>
         </w:rPr>
-        <w:t xml:space="preserve">Badge system with 8 badge types (see Badge Key below)</w:t>
+        <w:t xml:space="preserve">Badge system with 10 badge types (see Badge Key below)</w:t>
       </w:r>
     </w:p>
     <w:p>
@@ -391,7 +391,7 @@
           <w:sz w:val="22"/>
           <w:szCs w:val="22"/>
         </w:rPr>
-        <w:t xml:space="preserve">Open canada-mtb-parks.html in any modern web browser. No web server, build process, or installation required. An internet connection is needed only for CartoDB map tile imagery; all JavaScript (Leaflet 1.9.4, Leaflet.MarkerCluster 1.5.3) is embedded directly in the file.</w:t>
+        <w:t xml:space="preserve">Open index.html in any modern web browser. No web server, build process, or installation required. An internet connection is needed only for CartoDB map tile imagery; all JavaScript (Leaflet 1.9.4, Leaflet.MarkerCluster 1.5.3) is embedded directly in the file.</w:t>
       </w:r>
     </w:p>
     <w:p>
@@ -415,7 +415,7 @@
           <w:sz w:val="22"/>
           <w:szCs w:val="22"/>
         </w:rPr>
-        <w:t xml:space="preserve">For GitHub Pages deployment: upload the file to your repository and enable GitHub Pages. The file will work as canada-mtb-parks.html or renamed to index.html.</w:t>
+        <w:t xml:space="preserve">For GitHub Pages deployment: upload the file to your repository and enable GitHub Pages. The repository ships it as index.html, so GitHub Pages serves it at the site root with no renaming needed.</w:t>
       </w:r>
     </w:p>
     <w:p>
@@ -440,7 +440,7 @@
           <w:sz w:val="26"/>
           <w:szCs w:val="26"/>
         </w:rPr>
-        <w:t xml:space="preserve">27 Parks by Province / Territory</w:t>
+        <w:t xml:space="preserve">29 Parks by Province / Territory</w:t>
       </w:r>
     </w:p>
     <w:tbl>
@@ -619,7 +619,7 @@
                 <w:sz w:val="20"/>
                 <w:szCs w:val="20"/>
               </w:rPr>
-              <w:t xml:space="preserve">11</w:t>
+              <w:t xml:space="preserve">12</w:t>
             </w:r>
           </w:p>
         </w:tc>
@@ -648,7 +648,7 @@
                 <w:sz w:val="18"/>
                 <w:szCs w:val="18"/>
               </w:rPr>
-              <w:t xml:space="preserve">Whistler, Revelstoke, Kicking Horse, Fernie, Mt. Washington, Sun Peaks, SilverStar, Big White, Panorama, Grouse Mountain, RED Mountain</w:t>
+              <w:t xml:space="preserve">Whistler, Revelstoke, Kicking Horse, Fernie, Mt. Washington, Sun Peaks, SilverStar, Big White, Panorama, Grouse Mountain, RED Mountain, Cypress Mountain</w:t>
             </w:r>
           </w:p>
         </w:tc>
@@ -1395,7 +1395,7 @@
               <w:bottom w:val="single" w:color="CCCCCC" w:sz="1"/>
               <w:right w:val="single" w:color="CCCCCC" w:sz="1"/>
             </w:tcBorders>
-            <w:shd w:fill="FFFFFF" w:val="clear"/>
+            <w:shd w:fill="F5F9F3" w:val="clear"/>
             <w:tcMar>
               <w:top w:type="dxa" w:w="80"/>
               <w:left w:type="dxa" w:w="120"/>
@@ -1412,7 +1412,7 @@
                 <w:sz w:val="20"/>
                 <w:szCs w:val="20"/>
               </w:rPr>
-              <w:t xml:space="preserve">⚡ New 2025</w:t>
+              <w:t xml:space="preserve">🚧 Opening 2027</w:t>
             </w:r>
           </w:p>
         </w:tc>
@@ -1425,7 +1425,7 @@
               <w:bottom w:val="single" w:color="CCCCCC" w:sz="1"/>
               <w:right w:val="single" w:color="CCCCCC" w:sz="1"/>
             </w:tcBorders>
-            <w:shd w:fill="FFFFFF" w:val="clear"/>
+            <w:shd w:fill="F5F9F3" w:val="clear"/>
             <w:tcMar>
               <w:top w:type="dxa" w:w="80"/>
               <w:left w:type="dxa" w:w="120"/>
@@ -1441,7 +1441,7 @@
                 <w:sz w:val="20"/>
                 <w:szCs w:val="20"/>
               </w:rPr>
-              <w:t xml:space="preserve">Opened or debuted in 2025</w:t>
+              <w:t xml:space="preserve">Announced, not yet open — construction underway, targeting a 2027 opening</w:t>
             </w:r>
           </w:p>
         </w:tc>
@@ -1454,7 +1454,7 @@
               <w:bottom w:val="single" w:color="CCCCCC" w:sz="1"/>
               <w:right w:val="single" w:color="CCCCCC" w:sz="1"/>
             </w:tcBorders>
-            <w:shd w:fill="FFFFFF" w:val="clear"/>
+            <w:shd w:fill="F5F9F3" w:val="clear"/>
             <w:tcMar>
               <w:top w:type="dxa" w:w="80"/>
               <w:left w:type="dxa" w:w="120"/>
@@ -1470,7 +1470,7 @@
                 <w:sz w:val="20"/>
                 <w:szCs w:val="20"/>
               </w:rPr>
-              <w:t xml:space="preserve">Ouvert ou inauguré en 2025</w:t>
+              <w:t xml:space="preserve">Annoncé, pas encore ouvert — construction en cours, ouverture ciblée pour 2027</w:t>
             </w:r>
           </w:p>
         </w:tc>
@@ -1485,7 +1485,7 @@
               <w:bottom w:val="single" w:color="CCCCCC" w:sz="1"/>
               <w:right w:val="single" w:color="CCCCCC" w:sz="1"/>
             </w:tcBorders>
-            <w:shd w:fill="F5F9F3" w:val="clear"/>
+            <w:shd w:fill="FFFFFF" w:val="clear"/>
             <w:tcMar>
               <w:top w:type="dxa" w:w="80"/>
               <w:left w:type="dxa" w:w="120"/>
@@ -1502,7 +1502,7 @@
                 <w:sz w:val="20"/>
                 <w:szCs w:val="20"/>
               </w:rPr>
-              <w:t xml:space="preserve">🏆 UCI World Cup</w:t>
+              <w:t xml:space="preserve">⚡ New 2025</w:t>
             </w:r>
           </w:p>
         </w:tc>
@@ -1515,7 +1515,7 @@
               <w:bottom w:val="single" w:color="CCCCCC" w:sz="1"/>
               <w:right w:val="single" w:color="CCCCCC" w:sz="1"/>
             </w:tcBorders>
-            <w:shd w:fill="F5F9F3" w:val="clear"/>
+            <w:shd w:fill="FFFFFF" w:val="clear"/>
             <w:tcMar>
               <w:top w:type="dxa" w:w="80"/>
               <w:left w:type="dxa" w:w="120"/>
@@ -1531,7 +1531,7 @@
                 <w:sz w:val="20"/>
                 <w:szCs w:val="20"/>
               </w:rPr>
-              <w:t xml:space="preserve">Has hosted UCI Downhill World Cup rounds</w:t>
+              <w:t xml:space="preserve">Opened or debuted in 2025</w:t>
             </w:r>
           </w:p>
         </w:tc>
@@ -1544,7 +1544,7 @@
               <w:bottom w:val="single" w:color="CCCCCC" w:sz="1"/>
               <w:right w:val="single" w:color="CCCCCC" w:sz="1"/>
             </w:tcBorders>
-            <w:shd w:fill="F5F9F3" w:val="clear"/>
+            <w:shd w:fill="FFFFFF" w:val="clear"/>
             <w:tcMar>
               <w:top w:type="dxa" w:w="80"/>
               <w:left w:type="dxa" w:w="120"/>
@@ -1560,7 +1560,7 @@
                 <w:sz w:val="20"/>
                 <w:szCs w:val="20"/>
               </w:rPr>
-              <w:t xml:space="preserve">A accueilli des épreuves de Coupe du Monde UCI de descente</w:t>
+              <w:t xml:space="preserve">Ouvert ou inauguré en 2025</w:t>
             </w:r>
           </w:p>
         </w:tc>
@@ -1575,7 +1575,7 @@
               <w:bottom w:val="single" w:color="CCCCCC" w:sz="1"/>
               <w:right w:val="single" w:color="CCCCCC" w:sz="1"/>
             </w:tcBorders>
-            <w:shd w:fill="FFFFFF" w:val="clear"/>
+            <w:shd w:fill="F5F9F3" w:val="clear"/>
             <w:tcMar>
               <w:top w:type="dxa" w:w="80"/>
               <w:left w:type="dxa" w:w="120"/>
@@ -1592,7 +1592,7 @@
                 <w:sz w:val="20"/>
                 <w:szCs w:val="20"/>
               </w:rPr>
-              <w:t xml:space="preserve">🌍 UCI World Championships</w:t>
+              <w:t xml:space="preserve">🏆 UCI World Cup</w:t>
             </w:r>
           </w:p>
         </w:tc>
@@ -1605,7 +1605,7 @@
               <w:bottom w:val="single" w:color="CCCCCC" w:sz="1"/>
               <w:right w:val="single" w:color="CCCCCC" w:sz="1"/>
             </w:tcBorders>
-            <w:shd w:fill="FFFFFF" w:val="clear"/>
+            <w:shd w:fill="F5F9F3" w:val="clear"/>
             <w:tcMar>
               <w:top w:type="dxa" w:w="80"/>
               <w:left w:type="dxa" w:w="120"/>
@@ -1621,7 +1621,7 @@
                 <w:sz w:val="20"/>
                 <w:szCs w:val="20"/>
               </w:rPr>
-              <w:t xml:space="preserve">Has hosted the UCI Mountain Bike World Championships</w:t>
+              <w:t xml:space="preserve">Has hosted UCI Downhill World Cup rounds</w:t>
             </w:r>
           </w:p>
         </w:tc>
@@ -1634,7 +1634,7 @@
               <w:bottom w:val="single" w:color="CCCCCC" w:sz="1"/>
               <w:right w:val="single" w:color="CCCCCC" w:sz="1"/>
             </w:tcBorders>
-            <w:shd w:fill="FFFFFF" w:val="clear"/>
+            <w:shd w:fill="F5F9F3" w:val="clear"/>
             <w:tcMar>
               <w:top w:type="dxa" w:w="80"/>
               <w:left w:type="dxa" w:w="120"/>
@@ -1650,7 +1650,7 @@
                 <w:sz w:val="20"/>
                 <w:szCs w:val="20"/>
               </w:rPr>
-              <w:t xml:space="preserve">A accueilli les Championnats du Monde UCI de vélo de montagne</w:t>
+              <w:t xml:space="preserve">A accueilli des épreuves de Coupe du Monde UCI de descente</w:t>
             </w:r>
           </w:p>
         </w:tc>
@@ -1665,7 +1665,7 @@
               <w:bottom w:val="single" w:color="CCCCCC" w:sz="1"/>
               <w:right w:val="single" w:color="CCCCCC" w:sz="1"/>
             </w:tcBorders>
-            <w:shd w:fill="F5F9F3" w:val="clear"/>
+            <w:shd w:fill="FFFFFF" w:val="clear"/>
             <w:tcMar>
               <w:top w:type="dxa" w:w="80"/>
               <w:left w:type="dxa" w:w="120"/>
@@ -1682,7 +1682,7 @@
                 <w:sz w:val="20"/>
                 <w:szCs w:val="20"/>
               </w:rPr>
-              <w:t xml:space="preserve">🛠 Gravity Logic</w:t>
+              <w:t xml:space="preserve">🌍 UCI World Championships</w:t>
             </w:r>
           </w:p>
         </w:tc>
@@ -1695,7 +1695,7 @@
               <w:bottom w:val="single" w:color="CCCCCC" w:sz="1"/>
               <w:right w:val="single" w:color="CCCCCC" w:sz="1"/>
             </w:tcBorders>
-            <w:shd w:fill="F5F9F3" w:val="clear"/>
+            <w:shd w:fill="FFFFFF" w:val="clear"/>
             <w:tcMar>
               <w:top w:type="dxa" w:w="80"/>
               <w:left w:type="dxa" w:w="120"/>
@@ -1711,7 +1711,7 @@
                 <w:sz w:val="20"/>
                 <w:szCs w:val="20"/>
               </w:rPr>
-              <w:t xml:space="preserve">Designed and/or built by Gravity Logic (Whistler, BC)</w:t>
+              <w:t xml:space="preserve">Has hosted the UCI Mountain Bike World Championships</w:t>
             </w:r>
           </w:p>
         </w:tc>
@@ -1724,7 +1724,7 @@
               <w:bottom w:val="single" w:color="CCCCCC" w:sz="1"/>
               <w:right w:val="single" w:color="CCCCCC" w:sz="1"/>
             </w:tcBorders>
-            <w:shd w:fill="F5F9F3" w:val="clear"/>
+            <w:shd w:fill="FFFFFF" w:val="clear"/>
             <w:tcMar>
               <w:top w:type="dxa" w:w="80"/>
               <w:left w:type="dxa" w:w="120"/>
@@ -1740,7 +1740,7 @@
                 <w:sz w:val="20"/>
                 <w:szCs w:val="20"/>
               </w:rPr>
-              <w:t xml:space="preserve">Conçu et/ou construit par Gravity Logic (Whistler, C.-B.)</w:t>
+              <w:t xml:space="preserve">A accueilli les Championnats du Monde UCI de vélo de montagne</w:t>
             </w:r>
           </w:p>
         </w:tc>
@@ -1755,7 +1755,7 @@
               <w:bottom w:val="single" w:color="CCCCCC" w:sz="1"/>
               <w:right w:val="single" w:color="CCCCCC" w:sz="1"/>
             </w:tcBorders>
-            <w:shd w:fill="FFFFFF" w:val="clear"/>
+            <w:shd w:fill="F5F9F3" w:val="clear"/>
             <w:tcMar>
               <w:top w:type="dxa" w:w="80"/>
               <w:left w:type="dxa" w:w="120"/>
@@ -1772,7 +1772,7 @@
                 <w:sz w:val="20"/>
                 <w:szCs w:val="20"/>
               </w:rPr>
-              <w:t xml:space="preserve">🔧 Kodiak TW</w:t>
+              <w:t xml:space="preserve">🛠 Gravity Logic</w:t>
             </w:r>
           </w:p>
         </w:tc>
@@ -1785,7 +1785,7 @@
               <w:bottom w:val="single" w:color="CCCCCC" w:sz="1"/>
               <w:right w:val="single" w:color="CCCCCC" w:sz="1"/>
             </w:tcBorders>
-            <w:shd w:fill="FFFFFF" w:val="clear"/>
+            <w:shd w:fill="F5F9F3" w:val="clear"/>
             <w:tcMar>
               <w:top w:type="dxa" w:w="80"/>
               <w:left w:type="dxa" w:w="120"/>
@@ -1801,7 +1801,7 @@
                 <w:sz w:val="20"/>
                 <w:szCs w:val="20"/>
               </w:rPr>
-              <w:t xml:space="preserve">Designed and/or built by Kodiak Trail Works</w:t>
+              <w:t xml:space="preserve">Designed and/or built by Gravity Logic (Whistler, BC)</w:t>
             </w:r>
           </w:p>
         </w:tc>
@@ -1814,7 +1814,7 @@
               <w:bottom w:val="single" w:color="CCCCCC" w:sz="1"/>
               <w:right w:val="single" w:color="CCCCCC" w:sz="1"/>
             </w:tcBorders>
-            <w:shd w:fill="FFFFFF" w:val="clear"/>
+            <w:shd w:fill="F5F9F3" w:val="clear"/>
             <w:tcMar>
               <w:top w:type="dxa" w:w="80"/>
               <w:left w:type="dxa" w:w="120"/>
@@ -1830,7 +1830,7 @@
                 <w:sz w:val="20"/>
                 <w:szCs w:val="20"/>
               </w:rPr>
-              <w:t xml:space="preserve">Conçu et/ou construit par Kodiak Trail Works</w:t>
+              <w:t xml:space="preserve">Conçu et/ou construit par Gravity Logic (Whistler, C.-B.)</w:t>
             </w:r>
           </w:p>
         </w:tc>
@@ -1845,7 +1845,7 @@
               <w:bottom w:val="single" w:color="CCCCCC" w:sz="1"/>
               <w:right w:val="single" w:color="CCCCCC" w:sz="1"/>
             </w:tcBorders>
-            <w:shd w:fill="F5F9F3" w:val="clear"/>
+            <w:shd w:fill="FFFFFF" w:val="clear"/>
             <w:tcMar>
               <w:top w:type="dxa" w:w="80"/>
               <w:left w:type="dxa" w:w="120"/>
@@ -1862,7 +1862,7 @@
                 <w:sz w:val="20"/>
                 <w:szCs w:val="20"/>
               </w:rPr>
-              <w:t xml:space="preserve">🤝 Community / Non-Profit</w:t>
+              <w:t xml:space="preserve">🔧 Kodiak TW</w:t>
             </w:r>
           </w:p>
         </w:tc>
@@ -1875,7 +1875,7 @@
               <w:bottom w:val="single" w:color="CCCCCC" w:sz="1"/>
               <w:right w:val="single" w:color="CCCCCC" w:sz="1"/>
             </w:tcBorders>
-            <w:shd w:fill="F5F9F3" w:val="clear"/>
+            <w:shd w:fill="FFFFFF" w:val="clear"/>
             <w:tcMar>
               <w:top w:type="dxa" w:w="80"/>
               <w:left w:type="dxa" w:w="120"/>
@@ -1891,7 +1891,7 @@
                 <w:sz w:val="20"/>
                 <w:szCs w:val="20"/>
               </w:rPr>
-              <w:t xml:space="preserve">Community-owned, publicly-operated, or non-profit</w:t>
+              <w:t xml:space="preserve">Designed and/or built by Kodiak Trail Works</w:t>
             </w:r>
           </w:p>
         </w:tc>
@@ -1904,7 +1904,7 @@
               <w:bottom w:val="single" w:color="CCCCCC" w:sz="1"/>
               <w:right w:val="single" w:color="CCCCCC" w:sz="1"/>
             </w:tcBorders>
-            <w:shd w:fill="F5F9F3" w:val="clear"/>
+            <w:shd w:fill="FFFFFF" w:val="clear"/>
             <w:tcMar>
               <w:top w:type="dxa" w:w="80"/>
               <w:left w:type="dxa" w:w="120"/>
@@ -1920,7 +1920,7 @@
                 <w:sz w:val="20"/>
                 <w:szCs w:val="20"/>
               </w:rPr>
-              <w:t xml:space="preserve">Propriété communautaire, gestion publique ou OBNL</w:t>
+              <w:t xml:space="preserve">Conçu et/ou construit par Kodiak Trail Works</w:t>
             </w:r>
           </w:p>
         </w:tc>
@@ -1935,7 +1935,7 @@
               <w:bottom w:val="single" w:color="CCCCCC" w:sz="1"/>
               <w:right w:val="single" w:color="CCCCCC" w:sz="1"/>
             </w:tcBorders>
-            <w:shd w:fill="FFFFFF" w:val="clear"/>
+            <w:shd w:fill="F5F9F3" w:val="clear"/>
             <w:tcMar>
               <w:top w:type="dxa" w:w="80"/>
               <w:left w:type="dxa" w:w="120"/>
@@ -1952,7 +1952,7 @@
                 <w:sz w:val="20"/>
                 <w:szCs w:val="20"/>
               </w:rPr>
-              <w:t xml:space="preserve">⚠️ Surface Lift</w:t>
+              <w:t xml:space="preserve">🤝 Community / Non-Profit</w:t>
             </w:r>
           </w:p>
         </w:tc>
@@ -1965,7 +1965,7 @@
               <w:bottom w:val="single" w:color="CCCCCC" w:sz="1"/>
               <w:right w:val="single" w:color="CCCCCC" w:sz="1"/>
             </w:tcBorders>
-            <w:shd w:fill="FFFFFF" w:val="clear"/>
+            <w:shd w:fill="F5F9F3" w:val="clear"/>
             <w:tcMar>
               <w:top w:type="dxa" w:w="80"/>
               <w:left w:type="dxa" w:w="120"/>
@@ -1981,7 +1981,7 @@
                 <w:sz w:val="20"/>
                 <w:szCs w:val="20"/>
               </w:rPr>
-              <w:t xml:space="preserve">Uses a surface/drag lift — not a chairlift or gondola</w:t>
+              <w:t xml:space="preserve">Community-owned, publicly-operated, or non-profit</w:t>
             </w:r>
           </w:p>
         </w:tc>
@@ -1994,7 +1994,7 @@
               <w:bottom w:val="single" w:color="CCCCCC" w:sz="1"/>
               <w:right w:val="single" w:color="CCCCCC" w:sz="1"/>
             </w:tcBorders>
-            <w:shd w:fill="FFFFFF" w:val="clear"/>
+            <w:shd w:fill="F5F9F3" w:val="clear"/>
             <w:tcMar>
               <w:top w:type="dxa" w:w="80"/>
               <w:left w:type="dxa" w:w="120"/>
@@ -2010,7 +2010,7 @@
                 <w:sz w:val="20"/>
                 <w:szCs w:val="20"/>
               </w:rPr>
-              <w:t xml:space="preserve">Utilise une remontée de surface — pas un télésiège ni une télécabine</w:t>
+              <w:t xml:space="preserve">Propriété communautaire, gestion publique ou OBNL</w:t>
             </w:r>
           </w:p>
         </w:tc>
@@ -2025,7 +2025,7 @@
               <w:bottom w:val="single" w:color="CCCCCC" w:sz="1"/>
               <w:right w:val="single" w:color="CCCCCC" w:sz="1"/>
             </w:tcBorders>
-            <w:shd w:fill="F5F9F3" w:val="clear"/>
+            <w:shd w:fill="FFFFFF" w:val="clear"/>
             <w:tcMar>
               <w:top w:type="dxa" w:w="80"/>
               <w:left w:type="dxa" w:w="120"/>
@@ -2042,6 +2042,96 @@
                 <w:sz w:val="20"/>
                 <w:szCs w:val="20"/>
               </w:rPr>
+              <w:t xml:space="preserve">⚠️ Surface Lift</w:t>
+            </w:r>
+          </w:p>
+        </w:tc>
+        <w:tc>
+          <w:tcPr>
+            <w:tcW w:type="dxa" w:w="3600"/>
+            <w:tcBorders>
+              <w:top w:val="single" w:color="CCCCCC" w:sz="1"/>
+              <w:left w:val="single" w:color="CCCCCC" w:sz="1"/>
+              <w:bottom w:val="single" w:color="CCCCCC" w:sz="1"/>
+              <w:right w:val="single" w:color="CCCCCC" w:sz="1"/>
+            </w:tcBorders>
+            <w:shd w:fill="FFFFFF" w:val="clear"/>
+            <w:tcMar>
+              <w:top w:type="dxa" w:w="80"/>
+              <w:left w:type="dxa" w:w="120"/>
+              <w:bottom w:type="dxa" w:w="80"/>
+              <w:right w:type="dxa" w:w="120"/>
+            </w:tcMar>
+          </w:tcPr>
+          <w:p>
+            <w:r>
+              <w:rPr>
+                <w:rFonts w:ascii="Arial" w:cs="Arial" w:eastAsia="Arial" w:hAnsi="Arial"/>
+                <w:color w:val="404040"/>
+                <w:sz w:val="20"/>
+                <w:szCs w:val="20"/>
+              </w:rPr>
+              <w:t xml:space="preserve">Uses a surface/drag lift — not a chairlift or gondola</w:t>
+            </w:r>
+          </w:p>
+        </w:tc>
+        <w:tc>
+          <w:tcPr>
+            <w:tcW w:type="dxa" w:w="3600"/>
+            <w:tcBorders>
+              <w:top w:val="single" w:color="CCCCCC" w:sz="1"/>
+              <w:left w:val="single" w:color="CCCCCC" w:sz="1"/>
+              <w:bottom w:val="single" w:color="CCCCCC" w:sz="1"/>
+              <w:right w:val="single" w:color="CCCCCC" w:sz="1"/>
+            </w:tcBorders>
+            <w:shd w:fill="FFFFFF" w:val="clear"/>
+            <w:tcMar>
+              <w:top w:type="dxa" w:w="80"/>
+              <w:left w:type="dxa" w:w="120"/>
+              <w:bottom w:type="dxa" w:w="80"/>
+              <w:right w:type="dxa" w:w="120"/>
+            </w:tcMar>
+          </w:tcPr>
+          <w:p>
+            <w:r>
+              <w:rPr>
+                <w:rFonts w:ascii="Arial" w:cs="Arial" w:eastAsia="Arial" w:hAnsi="Arial"/>
+                <w:color w:val="404040"/>
+                <w:sz w:val="20"/>
+                <w:szCs w:val="20"/>
+              </w:rPr>
+              <w:t xml:space="preserve">Utilise une remontée de surface — pas un télésiège ni une télécabine</w:t>
+            </w:r>
+          </w:p>
+        </w:tc>
+      </w:tr>
+      <w:tr>
+        <w:tc>
+          <w:tcPr>
+            <w:tcW w:type="dxa" w:w="2160"/>
+            <w:tcBorders>
+              <w:top w:val="single" w:color="CCCCCC" w:sz="1"/>
+              <w:left w:val="single" w:color="CCCCCC" w:sz="1"/>
+              <w:bottom w:val="single" w:color="CCCCCC" w:sz="1"/>
+              <w:right w:val="single" w:color="CCCCCC" w:sz="1"/>
+            </w:tcBorders>
+            <w:shd w:fill="F5F9F3" w:val="clear"/>
+            <w:tcMar>
+              <w:top w:type="dxa" w:w="80"/>
+              <w:left w:type="dxa" w:w="120"/>
+              <w:bottom w:type="dxa" w:w="80"/>
+              <w:right w:type="dxa" w:w="120"/>
+            </w:tcMar>
+          </w:tcPr>
+          <w:p>
+            <w:r>
+              <w:rPr>
+                <w:rFonts w:ascii="Arial" w:cs="Arial" w:eastAsia="Arial" w:hAnsi="Arial"/>
+                <w:b/>
+                <w:bCs/>
+                <w:sz w:val="20"/>
+                <w:szCs w:val="20"/>
+              </w:rPr>
               <w:t xml:space="preserve">⏱ Limited Uplift</w:t>
             </w:r>
           </w:p>
@@ -2101,6 +2191,96 @@
                 <w:szCs w:val="20"/>
               </w:rPr>
               <w:t xml:space="preserve">Accès par remontée limité : jours, horaires ou montées spécifiques</w:t>
+            </w:r>
+          </w:p>
+        </w:tc>
+      </w:tr>
+      <w:tr>
+        <w:tc>
+          <w:tcPr>
+            <w:tcW w:type="dxa" w:w="2160"/>
+            <w:tcBorders>
+              <w:top w:val="single" w:color="CCCCCC" w:sz="1"/>
+              <w:left w:val="single" w:color="CCCCCC" w:sz="1"/>
+              <w:bottom w:val="single" w:color="CCCCCC" w:sz="1"/>
+              <w:right w:val="single" w:color="CCCCCC" w:sz="1"/>
+            </w:tcBorders>
+            <w:shd w:fill="F5F9F3" w:val="clear"/>
+            <w:tcMar>
+              <w:top w:type="dxa" w:w="80"/>
+              <w:left w:type="dxa" w:w="120"/>
+              <w:bottom w:type="dxa" w:w="80"/>
+              <w:right w:type="dxa" w:w="120"/>
+            </w:tcMar>
+          </w:tcPr>
+          <w:p>
+            <w:r>
+              <w:rPr>
+                <w:rFonts w:ascii="Arial" w:cs="Arial" w:eastAsia="Arial" w:hAnsi="Arial"/>
+                <w:b/>
+                <w:bCs/>
+                <w:sz w:val="20"/>
+                <w:szCs w:val="20"/>
+              </w:rPr>
+              <w:t xml:space="preserve">🌱 Loam Pass</w:t>
+            </w:r>
+          </w:p>
+        </w:tc>
+        <w:tc>
+          <w:tcPr>
+            <w:tcW w:type="dxa" w:w="3600"/>
+            <w:tcBorders>
+              <w:top w:val="single" w:color="CCCCCC" w:sz="1"/>
+              <w:left w:val="single" w:color="CCCCCC" w:sz="1"/>
+              <w:bottom w:val="single" w:color="CCCCCC" w:sz="1"/>
+              <w:right w:val="single" w:color="CCCCCC" w:sz="1"/>
+            </w:tcBorders>
+            <w:shd w:fill="F5F9F3" w:val="clear"/>
+            <w:tcMar>
+              <w:top w:type="dxa" w:w="80"/>
+              <w:left w:type="dxa" w:w="120"/>
+              <w:bottom w:type="dxa" w:w="80"/>
+              <w:right w:type="dxa" w:w="120"/>
+            </w:tcMar>
+          </w:tcPr>
+          <w:p>
+            <w:r>
+              <w:rPr>
+                <w:rFonts w:ascii="Arial" w:cs="Arial" w:eastAsia="Arial" w:hAnsi="Arial"/>
+                <w:color w:val="404040"/>
+                <w:sz w:val="20"/>
+                <w:szCs w:val="20"/>
+              </w:rPr>
+              <w:t xml:space="preserve">Included in the Loam Pass multi-resort pass</w:t>
+            </w:r>
+          </w:p>
+        </w:tc>
+        <w:tc>
+          <w:tcPr>
+            <w:tcW w:type="dxa" w:w="3600"/>
+            <w:tcBorders>
+              <w:top w:val="single" w:color="CCCCCC" w:sz="1"/>
+              <w:left w:val="single" w:color="CCCCCC" w:sz="1"/>
+              <w:bottom w:val="single" w:color="CCCCCC" w:sz="1"/>
+              <w:right w:val="single" w:color="CCCCCC" w:sz="1"/>
+            </w:tcBorders>
+            <w:shd w:fill="F5F9F3" w:val="clear"/>
+            <w:tcMar>
+              <w:top w:type="dxa" w:w="80"/>
+              <w:left w:type="dxa" w:w="120"/>
+              <w:bottom w:type="dxa" w:w="80"/>
+              <w:right w:type="dxa" w:w="120"/>
+            </w:tcMar>
+          </w:tcPr>
+          <w:p>
+            <w:r>
+              <w:rPr>
+                <w:rFonts w:ascii="Arial" w:cs="Arial" w:eastAsia="Arial" w:hAnsi="Arial"/>
+                <w:color w:val="404040"/>
+                <w:sz w:val="20"/>
+                <w:szCs w:val="20"/>
+              </w:rPr>
+              <w:t xml:space="preserve">Inclus dans le laissez-passer multi-destinations Loam Pass</w:t>
             </w:r>
           </w:p>
         </w:tc>
@@ -2302,7 +2482,7 @@
           <w:sz w:val="22"/>
           <w:szCs w:val="22"/>
         </w:rPr>
-        <w:t xml:space="preserve">Trail distances are confirmed from official sources for three parks: Whistler (80 km), Sun Peaks (89 km), and Mont-Sainte-Anne (~30 km DH network). All other trail distances are estimates based on trail counts and park character, and are prefixed with ~ in the widget.</w:t>
+        <w:t xml:space="preserve">Trail distances are confirmed from official sources for two parks: Whistler (80 km) and Sun Peaks (89 km). All other trail distances — including Cypress Mountain, where a network has not yet been built — are estimates based on trail counts and park character, and are prefixed with ~ in the widget.</w:t>
       </w:r>
     </w:p>
     <w:p>
@@ -2379,14 +2559,6 @@
     </w:p>
     <w:p>
       <w:pPr>
-        <w:spacing w:after="80" w:before="0"/>
-      </w:pPr>
-      <w:r>
-        <w:t xml:space="preserve"/>
-      </w:r>
-    </w:p>
-    <w:p>
-      <w:pPr>
         <w:spacing w:after="60" w:before="60"/>
       </w:pPr>
       <w:r>
@@ -2398,7 +2570,7 @@
           <w:sz w:val="22"/>
           <w:szCs w:val="22"/>
         </w:rPr>
-        <w:t xml:space="preserve">Mont Sutton is included with a Limited Uplift badge: the resort explicitly positions its network as XC/enduro, not downhill. Chairlift access is available at $18 CAD/ride.</w:t>
+        <w:t xml:space="preserve">Cypress Mountain Bike Park (BC) is announced but not yet open, with a target opening of summer 2027. The vertical drop shown (356 m / 1,168 ft) is the published rise of the Raven Ridge chairlift, the taller of the two lifts that will serve the park — official trail count and total trail distance have not been published and will be added once the resort confirms them.</w:t>
       </w:r>
     </w:p>
     <w:p>
@@ -2422,7 +2594,7 @@
           <w:sz w:val="22"/>
           <w:szCs w:val="22"/>
         </w:rPr>
-        <w:t xml:space="preserve">Calabogie Peaks (Ontario) was historically a lift-served DH park but discontinued bike uplift operations in the mid-2000s and is excluded.</w:t>
+        <w:t xml:space="preserve">Mont Sutton is included with a Limited Uplift badge: the resort explicitly positions its network as XC/enduro, not downhill. Chairlift access is available at $18 CAD/ride.</w:t>
       </w:r>
     </w:p>
     <w:p>
@@ -2446,7 +2618,31 @@
           <w:sz w:val="22"/>
           <w:szCs w:val="22"/>
         </w:rPr>
-        <w:t xml:space="preserve">Data current as of June 2026.</w:t>
+        <w:t xml:space="preserve">Calabogie Peaks (Ontario) was historically a lift-served DH park but discontinued bike uplift operations in the mid-2000s and is excluded.</w:t>
+      </w:r>
+    </w:p>
+    <w:p>
+      <w:pPr>
+        <w:spacing w:after="80" w:before="0"/>
+      </w:pPr>
+      <w:r>
+        <w:t xml:space="preserve"/>
+      </w:r>
+    </w:p>
+    <w:p>
+      <w:pPr>
+        <w:spacing w:after="60" w:before="60"/>
+      </w:pPr>
+      <w:r>
+        <w:rPr>
+          <w:rFonts w:ascii="Arial" w:cs="Arial" w:eastAsia="Arial" w:hAnsi="Arial"/>
+          <w:i w:val="false"/>
+          <w:iCs w:val="false"/>
+          <w:color w:val="404040"/>
+          <w:sz w:val="22"/>
+          <w:szCs w:val="22"/>
+        </w:rPr>
+        <w:t xml:space="preserve">Data current as of August 2026.</w:t>
       </w:r>
     </w:p>
     <w:p>
@@ -2490,7 +2686,7 @@
           <w:sz w:val="22"/>
           <w:szCs w:val="22"/>
         </w:rPr>
-        <w:t xml:space="preserve">Single HTML file, approximately 268 KB including all embedded libraries</w:t>
+        <w:t xml:space="preserve">Single HTML file, approximately 326 KB including all embedded libraries</w:t>
       </w:r>
     </w:p>
     <w:p>
@@ -2626,7 +2822,7 @@
           <w:sz w:val="22"/>
           <w:szCs w:val="22"/>
         </w:rPr>
-        <w:t xml:space="preserve">Widget developed by redfoxrun for trail advocacy and community planning in Castle Rock, CO. Trail data and builder attributions researched from publicly available sources.</w:t>
+        <w:t xml:space="preserve">Developed for Post Millennium Renaissance (postmillenniumrenaissance.com) for trail advocacy and community planning. Trail data and builder attributions researched from publicly available sources.</w:t>
       </w:r>
     </w:p>
     <w:p>
@@ -2763,7 +2959,7 @@
           <w:sz w:val="22"/>
           <w:szCs w:val="22"/>
         </w:rPr>
-        <w:t xml:space="preserve">Ce widget HTML interactif en fichier unique répertorie les 27 parcs de vélo de montagne desservis par remontée mécanique au Canada — des parcs accessibles par télésiège ou télécabine pour le transport des vélos. Il couvre sept provinces et territoires et a été conçu pour le plaidoyer en faveur des sentiers, la recherche touristique et la communauté canadienne du vélo de montagne.</w:t>
+        <w:t xml:space="preserve">Ce widget HTML interactif en fichier unique répertorie les 29 parcs de vélo de montagne desservis par remontée mécanique au Canada — des parcs accessibles par télésiège ou télécabine pour le transport des vélos. Il couvre sept provinces et territoires et a été conçu pour le plaidoyer en faveur des sentiers, la recherche touristique et la communauté canadienne du vélo de montagne.</w:t>
       </w:r>
     </w:p>
     <w:p>
@@ -2945,7 +3141,7 @@
           <w:sz w:val="22"/>
           <w:szCs w:val="22"/>
         </w:rPr>
-        <w:t xml:space="preserve">Système de badges avec 8 types de badges (voir Légende des badges ci-dessous)</w:t>
+        <w:t xml:space="preserve">Système de badges avec 10 types de badges (voir Légende des badges ci-dessous)</w:t>
       </w:r>
     </w:p>
     <w:p>
@@ -3024,7 +3220,7 @@
           <w:sz w:val="22"/>
           <w:szCs w:val="22"/>
         </w:rPr>
-        <w:t xml:space="preserve">Ouvrez canada-mtb-parks.html dans n'importe quel navigateur web moderne. Aucun serveur web, processus de construction ou installation n'est requis. Une connexion Internet est nécessaire uniquement pour les tuiles CartoDB ; tout le JavaScript (Leaflet 1.9.4, Leaflet.MarkerCluster 1.5.3) est intégré directement dans le fichier.</w:t>
+        <w:t xml:space="preserve">Ouvrez index.html dans n'importe quel navigateur web moderne. Aucun serveur web, processus de construction ou installation n'est requis. Une connexion Internet est nécessaire uniquement pour les tuiles CartoDB ; tout le JavaScript (Leaflet 1.9.4, Leaflet.MarkerCluster 1.5.3) est intégré directement dans le fichier.</w:t>
       </w:r>
     </w:p>
     <w:p>
@@ -3048,7 +3244,7 @@
           <w:sz w:val="22"/>
           <w:szCs w:val="22"/>
         </w:rPr>
-        <w:t xml:space="preserve">Pour le déploiement sur GitHub Pages : téléversez le fichier dans votre dépôt et activez GitHub Pages. Le fichier fonctionnera sous le nom canada-mtb-parks.html ou renommé index.html.</w:t>
+        <w:t xml:space="preserve">Pour le déploiement sur GitHub Pages : téléversez le fichier dans votre dépôt et activez GitHub Pages. Le dépôt le fournit déjà sous le nom index.html, donc GitHub Pages le sert directement à la racine du site, sans renommage.</w:t>
       </w:r>
     </w:p>
     <w:p>
@@ -3073,7 +3269,7 @@
           <w:sz w:val="26"/>
           <w:szCs w:val="26"/>
         </w:rPr>
-        <w:t xml:space="preserve">27 parcs par province / territoire</w:t>
+        <w:t xml:space="preserve">29 parcs par province / territoire</w:t>
       </w:r>
     </w:p>
     <w:p>
@@ -3353,7 +3549,7 @@
           <w:sz w:val="22"/>
           <w:szCs w:val="22"/>
         </w:rPr>
-        <w:t xml:space="preserve">Les distances de sentiers sont confirmées à partir de sources officielles pour trois parcs : Whistler (80 km), Sun Peaks (89 km) et Mont-Sainte-Anne (~30 km réseau DH). Toutes les autres distances de sentiers sont des estimations basées sur le nombre de sentiers et le caractère du parc, et sont préfixées de ~ dans le widget.</w:t>
+        <w:t xml:space="preserve">Les distances de sentiers sont confirmées à partir de sources officielles pour deux parcs : Whistler (80 km) et Sun Peaks (89 km). Toutes les autres distances — y compris Cypress Mountain, dont le réseau n'est pas encore construit — sont des estimations basées sur le nombre de sentiers et le caractère du parc, et sont préfixées de ~ dans le widget.</w:t>
       </w:r>
     </w:p>
     <w:p>
@@ -3430,14 +3626,6 @@
     </w:p>
     <w:p>
       <w:pPr>
-        <w:spacing w:after="80" w:before="0"/>
-      </w:pPr>
-      <w:r>
-        <w:t xml:space="preserve"/>
-      </w:r>
-    </w:p>
-    <w:p>
-      <w:pPr>
         <w:spacing w:after="60" w:before="60"/>
       </w:pPr>
       <w:r>
@@ -3449,7 +3637,7 @@
           <w:sz w:val="22"/>
           <w:szCs w:val="22"/>
         </w:rPr>
-        <w:t xml:space="preserve">Mont Sutton est inclus avec le badge Remontée limitée : le resort positionne explicitement son réseau comme XC/enduro, et non descente. L'accès au télésiège est disponible à 18 $ CA par trajet.</w:t>
+        <w:t xml:space="preserve">Le parc de vélo de montagne de Cypress Mountain (C.-B.) est annoncé mais pas encore ouvert, avec une ouverture ciblée pour l'été 2027. Le dénivelé indiqué (356 m / 1 168 pi) correspond au dénivelé publié du télésiège Raven Ridge, le plus élevé des deux remontées qui desserviront le parc — le nombre de sentiers et la distance totale officiels n'ont pas encore été publiés et seront ajoutés dès que la station les confirmera.</w:t>
       </w:r>
     </w:p>
     <w:p>
@@ -3473,7 +3661,7 @@
           <w:sz w:val="22"/>
           <w:szCs w:val="22"/>
         </w:rPr>
-        <w:t xml:space="preserve">Calabogie Peaks (Ontario) était historiquement un parc de descente avec remontée, mais a cessé les opérations de transport de vélos au milieu des années 2000 et est exclu.</w:t>
+        <w:t xml:space="preserve">Mont Sutton est inclus avec le badge Remontée limitée : le resort positionne explicitement son réseau comme XC/enduro, et non descente. L'accès au télésiège est disponible à 18 $ CA par trajet.</w:t>
       </w:r>
     </w:p>
     <w:p>
@@ -3497,7 +3685,31 @@
           <w:sz w:val="22"/>
           <w:szCs w:val="22"/>
         </w:rPr>
-        <w:t xml:space="preserve">Données à jour de juin 2026.</w:t>
+        <w:t xml:space="preserve">Calabogie Peaks (Ontario) était historiquement un parc de descente avec remontée, mais a cessé les opérations de transport de vélos au milieu des années 2000 et est exclu.</w:t>
+      </w:r>
+    </w:p>
+    <w:p>
+      <w:pPr>
+        <w:spacing w:after="80" w:before="0"/>
+      </w:pPr>
+      <w:r>
+        <w:t xml:space="preserve"/>
+      </w:r>
+    </w:p>
+    <w:p>
+      <w:pPr>
+        <w:spacing w:after="60" w:before="60"/>
+      </w:pPr>
+      <w:r>
+        <w:rPr>
+          <w:rFonts w:ascii="Arial" w:cs="Arial" w:eastAsia="Arial" w:hAnsi="Arial"/>
+          <w:i w:val="false"/>
+          <w:iCs w:val="false"/>
+          <w:color w:val="404040"/>
+          <w:sz w:val="22"/>
+          <w:szCs w:val="22"/>
+        </w:rPr>
+        <w:t xml:space="preserve">Données à jour d'août 2026.</w:t>
       </w:r>
     </w:p>
     <w:p>
@@ -3541,7 +3753,7 @@
           <w:sz w:val="22"/>
           <w:szCs w:val="22"/>
         </w:rPr>
-        <w:t xml:space="preserve">Fichier HTML unique, environ 268 Ko incluant toutes les bibliothèques intégrées</w:t>
+        <w:t xml:space="preserve">Fichier HTML unique, environ 326 Ko incluant toutes les bibliothèques intégrées</w:t>
       </w:r>
     </w:p>
     <w:p>
@@ -3677,7 +3889,7 @@
           <w:sz w:val="22"/>
           <w:szCs w:val="22"/>
         </w:rPr>
-        <w:t xml:space="preserve">Widget développé par redfoxrun pour le plaidoyer en faveur des sentiers et la planification communautaire à Castle Rock, CO. Les données sur les parcs et les attributions aux constructeurs ont été recherchées à partir de sources publiques.</w:t>
+        <w:t xml:space="preserve">Développé pour Post Millennium Renaissance (postmillenniumrenaissance.com) pour le plaidoyer en faveur des sentiers et la planification communautaire. Les données sur les parcs et les attributions aux constructeurs ont été recherchées à partir de sources publiques.</w:t>
       </w:r>
     </w:p>
     <w:p>
